--- a/zht/docx/032.content.docx
+++ b/zht/docx/032.content.docx
@@ -381,18 +381,12 @@
           <w:lang w:val="zh_TW" w:bidi="zh_TW"/>
         </w:rPr>
       </w:r>
-      <w:hyperlink r:id="rId13">
-        <w:r>
-          <w:rPr>
-            <w:lang w:val="zh_TW" w:bidi="zh_TW"/>
-          </w:rPr>
-          <w:rPr>
-            <w:color w:val="0000EE"/>
-            <w:u w:val="single"/>
-          </w:rPr>
-          <w:t>列王紀上11:36</w:t>
-        </w:r>
-      </w:hyperlink>
+      <w:r>
+        <w:rPr>
+          <w:lang w:val="zh_TW" w:bidi="zh_TW"/>
+        </w:rPr>
+        <w:t>列王紀上11:36</w:t>
+      </w:r>
     </w:p>
     <w:p>
       <w:pPr>
@@ -405,18 +399,12 @@
           <w:lang w:val="zh_TW" w:bidi="zh_TW"/>
         </w:rPr>
       </w:r>
-      <w:hyperlink r:id="rId14">
-        <w:r>
-          <w:rPr>
-            <w:lang w:val="zh_TW" w:bidi="zh_TW"/>
-          </w:rPr>
-          <w:rPr>
-            <w:color w:val="0000EE"/>
-            <w:u w:val="single"/>
-          </w:rPr>
-          <w:t>出埃及記25:3–7</w:t>
-        </w:r>
-      </w:hyperlink>
+      <w:r>
+        <w:rPr>
+          <w:lang w:val="zh_TW" w:bidi="zh_TW"/>
+        </w:rPr>
+        <w:t>出埃及記25:3–7</w:t>
+      </w:r>
     </w:p>
     <w:p>
       <w:pPr>
@@ -429,18 +417,12 @@
           <w:lang w:val="zh_TW" w:bidi="zh_TW"/>
         </w:rPr>
       </w:r>
-      <w:hyperlink r:id="rId15">
-        <w:r>
-          <w:rPr>
-            <w:lang w:val="zh_TW" w:bidi="zh_TW"/>
-          </w:rPr>
-          <w:rPr>
-            <w:color w:val="0000EE"/>
-            <w:u w:val="single"/>
-          </w:rPr>
-          <w:t>路加福音8:16–18</w:t>
-        </w:r>
-      </w:hyperlink>
+      <w:r>
+        <w:rPr>
+          <w:lang w:val="zh_TW" w:bidi="zh_TW"/>
+        </w:rPr>
+        <w:t>路加福音8:16–18</w:t>
+      </w:r>
     </w:p>
     <w:p>
       <w:pPr>
@@ -453,18 +435,12 @@
           <w:lang w:val="zh_TW" w:bidi="zh_TW"/>
         </w:rPr>
       </w:r>
-      <w:hyperlink r:id="rId16">
-        <w:r>
-          <w:rPr>
-            <w:lang w:val="zh_TW" w:bidi="zh_TW"/>
-          </w:rPr>
-          <w:rPr>
-            <w:color w:val="0000EE"/>
-            <w:u w:val="single"/>
-          </w:rPr>
-          <w:t>馬太福音5:15</w:t>
-        </w:r>
-      </w:hyperlink>
+      <w:r>
+        <w:rPr>
+          <w:lang w:val="zh_TW" w:bidi="zh_TW"/>
+        </w:rPr>
+        <w:t>馬太福音5:15</w:t>
+      </w:r>
     </w:p>
     <w:p>
       <w:pPr>
@@ -477,18 +453,12 @@
           <w:lang w:val="zh_TW" w:bidi="zh_TW"/>
         </w:rPr>
       </w:r>
-      <w:hyperlink r:id="rId17">
-        <w:r>
-          <w:rPr>
-            <w:lang w:val="zh_TW" w:bidi="zh_TW"/>
-          </w:rPr>
-          <w:rPr>
-            <w:color w:val="0000EE"/>
-            <w:u w:val="single"/>
-          </w:rPr>
-          <w:t>馬太福音6:22</w:t>
-        </w:r>
-      </w:hyperlink>
+      <w:r>
+        <w:rPr>
+          <w:lang w:val="zh_TW" w:bidi="zh_TW"/>
+        </w:rPr>
+        <w:t>馬太福音6:22</w:t>
+      </w:r>
     </w:p>
     <w:p>
       <w:pPr>
@@ -501,18 +471,12 @@
           <w:lang w:val="zh_TW" w:bidi="zh_TW"/>
         </w:rPr>
       </w:r>
-      <w:hyperlink r:id="rId18">
-        <w:r>
-          <w:rPr>
-            <w:lang w:val="zh_TW" w:bidi="zh_TW"/>
-          </w:rPr>
-          <w:rPr>
-            <w:color w:val="0000EE"/>
-            <w:u w:val="single"/>
-          </w:rPr>
-          <w:t>馬太福音25:3</w:t>
-        </w:r>
-      </w:hyperlink>
+      <w:r>
+        <w:rPr>
+          <w:lang w:val="zh_TW" w:bidi="zh_TW"/>
+        </w:rPr>
+        <w:t>馬太福音25:3</w:t>
+      </w:r>
     </w:p>
     <w:p>
       <w:pPr>
@@ -865,18 +829,12 @@
           <w:lang w:val="zh_TW" w:bidi="zh_TW"/>
         </w:rPr>
       </w:r>
-      <w:hyperlink r:id="rId19">
-        <w:r>
-          <w:rPr>
-            <w:lang w:val="zh_TW" w:bidi="zh_TW"/>
-          </w:rPr>
-          <w:rPr>
-            <w:color w:val="0000EE"/>
-            <w:u w:val="single"/>
-          </w:rPr>
-          <w:t>但以理書5:5–6</w:t>
-        </w:r>
-      </w:hyperlink>
+      <w:r>
+        <w:rPr>
+          <w:lang w:val="zh_TW" w:bidi="zh_TW"/>
+        </w:rPr>
+        <w:t>但以理書5:5–6</w:t>
+      </w:r>
     </w:p>
     <w:p>
       <w:pPr>
@@ -889,18 +847,12 @@
           <w:lang w:val="zh_TW" w:bidi="zh_TW"/>
         </w:rPr>
       </w:r>
-      <w:hyperlink r:id="rId20">
-        <w:r>
-          <w:rPr>
-            <w:lang w:val="zh_TW" w:bidi="zh_TW"/>
-          </w:rPr>
-          <w:rPr>
-            <w:color w:val="0000EE"/>
-            <w:u w:val="single"/>
-          </w:rPr>
-          <w:t>出埃及記37:17</w:t>
-        </w:r>
-      </w:hyperlink>
+      <w:r>
+        <w:rPr>
+          <w:lang w:val="zh_TW" w:bidi="zh_TW"/>
+        </w:rPr>
+        <w:t>出埃及記37:17</w:t>
+      </w:r>
     </w:p>
     <w:p>
       <w:pPr>
@@ -913,18 +865,12 @@
           <w:lang w:val="zh_TW" w:bidi="zh_TW"/>
         </w:rPr>
       </w:r>
-      <w:hyperlink r:id="rId21">
-        <w:r>
-          <w:rPr>
-            <w:lang w:val="zh_TW" w:bidi="zh_TW"/>
-          </w:rPr>
-          <w:rPr>
-            <w:color w:val="0000EE"/>
-            <w:u w:val="single"/>
-          </w:rPr>
-          <w:t>馬可福音4:21–23</w:t>
-        </w:r>
-      </w:hyperlink>
+      <w:r>
+        <w:rPr>
+          <w:lang w:val="zh_TW" w:bidi="zh_TW"/>
+        </w:rPr>
+        <w:t>馬可福音4:21–23</w:t>
+      </w:r>
     </w:p>
     <w:p>
       <w:pPr>
@@ -937,18 +883,12 @@
           <w:lang w:val="zh_TW" w:bidi="zh_TW"/>
         </w:rPr>
       </w:r>
-      <w:hyperlink r:id="rId22">
-        <w:r>
-          <w:rPr>
-            <w:lang w:val="zh_TW" w:bidi="zh_TW"/>
-          </w:rPr>
-          <w:rPr>
-            <w:color w:val="0000EE"/>
-            <w:u w:val="single"/>
-          </w:rPr>
-          <w:t>馬太福音5:15–16</w:t>
-        </w:r>
-      </w:hyperlink>
+      <w:r>
+        <w:rPr>
+          <w:lang w:val="zh_TW" w:bidi="zh_TW"/>
+        </w:rPr>
+        <w:t>馬太福音5:15–16</w:t>
+      </w:r>
     </w:p>
     <w:p>
       <w:pPr>
@@ -961,18 +901,12 @@
           <w:lang w:val="zh_TW" w:bidi="zh_TW"/>
         </w:rPr>
       </w:r>
-      <w:hyperlink r:id="rId23">
-        <w:r>
-          <w:rPr>
-            <w:lang w:val="zh_TW" w:bidi="zh_TW"/>
-          </w:rPr>
-          <w:rPr>
-            <w:color w:val="0000EE"/>
-            <w:u w:val="single"/>
-          </w:rPr>
-          <w:t>啟示錄1:12–13</w:t>
-        </w:r>
-      </w:hyperlink>
+      <w:r>
+        <w:rPr>
+          <w:lang w:val="zh_TW" w:bidi="zh_TW"/>
+        </w:rPr>
+        <w:t>啟示錄1:12–13</w:t>
+      </w:r>
     </w:p>
     <w:p>
       <w:pPr>
@@ -985,18 +919,12 @@
           <w:lang w:val="zh_TW" w:bidi="zh_TW"/>
         </w:rPr>
       </w:r>
-      <w:hyperlink r:id="rId24">
-        <w:r>
-          <w:rPr>
-            <w:lang w:val="zh_TW" w:bidi="zh_TW"/>
-          </w:rPr>
-          <w:rPr>
-            <w:color w:val="0000EE"/>
-            <w:u w:val="single"/>
-          </w:rPr>
-          <w:t>啟示錄1:20</w:t>
-        </w:r>
-      </w:hyperlink>
+      <w:r>
+        <w:rPr>
+          <w:lang w:val="zh_TW" w:bidi="zh_TW"/>
+        </w:rPr>
+        <w:t>啟示錄1:20</w:t>
+      </w:r>
     </w:p>
     <w:p>
       <w:pPr>

--- a/zht/docx/032.content.docx
+++ b/zht/docx/032.content.docx
@@ -332,31 +332,7 @@
         <w:rPr>
           <w:lang w:val="zh_TW" w:bidi="zh_TW"/>
         </w:rPr>
-        <w:t>，</w:t>
-      </w:r>
-      <w:r>
-        <w:rPr>
-          <w:lang w:val="zh_TW" w:bidi="zh_TW"/>
-        </w:rPr>
-        <w:t>生命</w:t>
-      </w:r>
-      <w:r>
-        <w:rPr>
-          <w:lang w:val="zh_TW" w:bidi="zh_TW"/>
-        </w:rPr>
-        <w:t>，</w:t>
-      </w:r>
-      <w:r>
-        <w:rPr>
-          <w:lang w:val="zh_TW" w:bidi="zh_TW"/>
-        </w:rPr>
-        <w:t>光</w:t>
-      </w:r>
-      <w:r>
-        <w:rPr>
-          <w:lang w:val="zh_TW" w:bidi="zh_TW"/>
-        </w:rPr>
-        <w:t>）</w:t>
+        <w:t>，生命，光）</w:t>
       </w:r>
     </w:p>
     <w:p>
@@ -768,19 +744,7 @@
         <w:rPr>
           <w:lang w:val="zh_TW" w:bidi="zh_TW"/>
         </w:rPr>
-        <w:t>，</w:t>
-      </w:r>
-      <w:r>
-        <w:rPr>
-          <w:lang w:val="zh_TW" w:bidi="zh_TW"/>
-        </w:rPr>
-        <w:t>光</w:t>
-      </w:r>
-      <w:r>
-        <w:rPr>
-          <w:lang w:val="zh_TW" w:bidi="zh_TW"/>
-        </w:rPr>
-        <w:t>，</w:t>
+        <w:t>，光，</w:t>
       </w:r>
       <w:r>
         <w:rPr>
